--- a/public/fun/forms/이력서_산업안전관리_1_정석형.docx
+++ b/public/fun/forms/이력서_산업안전관리_1_정석형.docx
@@ -302,7 +302,7 @@
           <w:color w:val="2C4927"/>
           <w:sz w:val="22"/>
         </w:rPr>
-        <w:t>안전 · 보건 자격</w:t>
+        <w:t>학력 · 교육</w:t>
       </w:r>
     </w:p>
     <w:tbl>
@@ -328,9 +328,8 @@
       </w:tblPr>
       <w:tblGrid>
         <w:gridCol w:w="2070"/>
-        <w:gridCol w:w="2760"/>
-        <w:gridCol w:w="2760"/>
-        <w:gridCol w:w="2760"/>
+        <w:gridCol w:w="4140"/>
+        <w:gridCol w:w="4140"/>
       </w:tblGrid>
       <w:tr>
         <w:trPr>
@@ -354,13 +353,13 @@
                 <w:color w:val="2C4927"/>
                 <w:sz w:val="19"/>
               </w:rPr>
-              <w:t>취득일</w:t>
+              <w:t>기 간</w:t>
             </w:r>
           </w:p>
         </w:tc>
         <w:tc>
           <w:tcPr>
-            <w:tcW w:type="dxa" w:w="2760"/>
+            <w:tcW w:type="dxa" w:w="4140"/>
             <w:shd w:val="clear" w:color="auto" w:fill="F2F5F2"/>
             <w:vAlign w:val="center"/>
           </w:tcPr>
@@ -375,13 +374,13 @@
                 <w:color w:val="2C4927"/>
                 <w:sz w:val="19"/>
               </w:rPr>
-              <w:t>자격명</w:t>
+              <w:t>학교 / 기관</w:t>
             </w:r>
           </w:p>
         </w:tc>
         <w:tc>
           <w:tcPr>
-            <w:tcW w:type="dxa" w:w="2760"/>
+            <w:tcW w:type="dxa" w:w="4140"/>
             <w:shd w:val="clear" w:color="auto" w:fill="F2F5F2"/>
             <w:vAlign w:val="center"/>
           </w:tcPr>
@@ -396,28 +395,70 @@
                 <w:color w:val="2C4927"/>
                 <w:sz w:val="19"/>
               </w:rPr>
-              <w:t>발급 기관</w:t>
+              <w:t>내 용</w:t>
+            </w:r>
+          </w:p>
+        </w:tc>
+      </w:tr>
+      <w:tr>
+        <w:trPr>
+          <w:trHeight w:val="465" w:hRule="atLeast"/>
+          <w:cantSplit/>
+        </w:trPr>
+        <w:tc>
+          <w:tcPr>
+            <w:tcW w:type="dxa" w:w="2070"/>
+            <w:vAlign w:val="center"/>
+          </w:tcPr>
+          <w:p>
+            <w:pPr>
+              <w:spacing w:before="0" w:after="0"/>
+              <w:jc w:val="left"/>
+            </w:pPr>
+            <w:r>
+              <w:rPr>
+                <w:color w:val="A9B0B8"/>
+                <w:sz w:val="16"/>
+              </w:rPr>
+              <w:t>예) 2022.03 ~ 2024.02</w:t>
             </w:r>
           </w:p>
         </w:tc>
         <w:tc>
           <w:tcPr>
-            <w:tcW w:type="dxa" w:w="2760"/>
-            <w:shd w:val="clear" w:color="auto" w:fill="F2F5F2"/>
+            <w:tcW w:type="dxa" w:w="4140"/>
             <w:vAlign w:val="center"/>
           </w:tcPr>
           <w:p>
             <w:pPr>
               <w:spacing w:before="0" w:after="0"/>
-              <w:jc w:val="center"/>
+              <w:jc w:val="left"/>
             </w:pPr>
             <w:r>
               <w:rPr>
-                <w:b/>
-                <w:color w:val="2C4927"/>
-                <w:sz w:val="19"/>
+                <w:color w:val="A9B0B8"/>
+                <w:sz w:val="16"/>
               </w:rPr>
-              <w:t>번 호</w:t>
+              <w:t>○○대학교 (졸업)</w:t>
+            </w:r>
+          </w:p>
+        </w:tc>
+        <w:tc>
+          <w:tcPr>
+            <w:tcW w:type="dxa" w:w="4140"/>
+            <w:vAlign w:val="center"/>
+          </w:tcPr>
+          <w:p>
+            <w:pPr>
+              <w:spacing w:before="0" w:after="0"/>
+              <w:jc w:val="left"/>
+            </w:pPr>
+            <w:r>
+              <w:rPr>
+                <w:color w:val="A9B0B8"/>
+                <w:sz w:val="16"/>
+              </w:rPr>
+              <w:t>배운 점 · 활동 내용</w:t>
             </w:r>
           </w:p>
         </w:tc>
@@ -436,21 +477,14 @@
         </w:tc>
         <w:tc>
           <w:tcPr>
-            <w:tcW w:type="dxa" w:w="2760"/>
+            <w:tcW w:type="dxa" w:w="4140"/>
             <w:vAlign w:val="center"/>
           </w:tcPr>
           <w:p/>
         </w:tc>
         <w:tc>
           <w:tcPr>
-            <w:tcW w:type="dxa" w:w="2760"/>
-            <w:vAlign w:val="center"/>
-          </w:tcPr>
-          <w:p/>
-        </w:tc>
-        <w:tc>
-          <w:tcPr>
-            <w:tcW w:type="dxa" w:w="2760"/>
+            <w:tcW w:type="dxa" w:w="4140"/>
             <w:vAlign w:val="center"/>
           </w:tcPr>
           <w:p/>
@@ -470,89 +504,14 @@
         </w:tc>
         <w:tc>
           <w:tcPr>
-            <w:tcW w:type="dxa" w:w="2760"/>
+            <w:tcW w:type="dxa" w:w="4140"/>
             <w:vAlign w:val="center"/>
           </w:tcPr>
           <w:p/>
         </w:tc>
         <w:tc>
           <w:tcPr>
-            <w:tcW w:type="dxa" w:w="2760"/>
-            <w:vAlign w:val="center"/>
-          </w:tcPr>
-          <w:p/>
-        </w:tc>
-        <w:tc>
-          <w:tcPr>
-            <w:tcW w:type="dxa" w:w="2760"/>
-            <w:vAlign w:val="center"/>
-          </w:tcPr>
-          <w:p/>
-        </w:tc>
-      </w:tr>
-      <w:tr>
-        <w:trPr>
-          <w:trHeight w:val="465" w:hRule="atLeast"/>
-          <w:cantSplit/>
-        </w:trPr>
-        <w:tc>
-          <w:tcPr>
-            <w:tcW w:type="dxa" w:w="2070"/>
-            <w:vAlign w:val="center"/>
-          </w:tcPr>
-          <w:p/>
-        </w:tc>
-        <w:tc>
-          <w:tcPr>
-            <w:tcW w:type="dxa" w:w="2760"/>
-            <w:vAlign w:val="center"/>
-          </w:tcPr>
-          <w:p/>
-        </w:tc>
-        <w:tc>
-          <w:tcPr>
-            <w:tcW w:type="dxa" w:w="2760"/>
-            <w:vAlign w:val="center"/>
-          </w:tcPr>
-          <w:p/>
-        </w:tc>
-        <w:tc>
-          <w:tcPr>
-            <w:tcW w:type="dxa" w:w="2760"/>
-            <w:vAlign w:val="center"/>
-          </w:tcPr>
-          <w:p/>
-        </w:tc>
-      </w:tr>
-      <w:tr>
-        <w:trPr>
-          <w:trHeight w:val="465" w:hRule="atLeast"/>
-          <w:cantSplit/>
-        </w:trPr>
-        <w:tc>
-          <w:tcPr>
-            <w:tcW w:type="dxa" w:w="2070"/>
-            <w:vAlign w:val="center"/>
-          </w:tcPr>
-          <w:p/>
-        </w:tc>
-        <w:tc>
-          <w:tcPr>
-            <w:tcW w:type="dxa" w:w="2760"/>
-            <w:vAlign w:val="center"/>
-          </w:tcPr>
-          <w:p/>
-        </w:tc>
-        <w:tc>
-          <w:tcPr>
-            <w:tcW w:type="dxa" w:w="2760"/>
-            <w:vAlign w:val="center"/>
-          </w:tcPr>
-          <w:p/>
-        </w:tc>
-        <w:tc>
-          <w:tcPr>
-            <w:tcW w:type="dxa" w:w="2760"/>
+            <w:tcW w:type="dxa" w:w="4140"/>
             <w:vAlign w:val="center"/>
           </w:tcPr>
           <w:p/>
@@ -706,7 +665,19 @@
             <w:tcW w:type="dxa" w:w="2070"/>
             <w:vAlign w:val="center"/>
           </w:tcPr>
-          <w:p/>
+          <w:p>
+            <w:pPr>
+              <w:spacing w:before="0" w:after="0"/>
+              <w:jc w:val="left"/>
+            </w:pPr>
+            <w:r>
+              <w:rPr>
+                <w:color w:val="A9B0B8"/>
+                <w:sz w:val="16"/>
+              </w:rPr>
+              <w:t>예) 2022.03 ~ 2024.02</w:t>
+            </w:r>
+          </w:p>
         </w:tc>
         <w:tc>
           <w:tcPr>
@@ -727,7 +698,19 @@
             <w:tcW w:type="dxa" w:w="2760"/>
             <w:vAlign w:val="center"/>
           </w:tcPr>
-          <w:p/>
+          <w:p>
+            <w:pPr>
+              <w:spacing w:before="0" w:after="0"/>
+              <w:jc w:val="left"/>
+            </w:pPr>
+            <w:r>
+              <w:rPr>
+                <w:color w:val="A9B0B8"/>
+                <w:sz w:val="16"/>
+              </w:rPr>
+              <w:t>맡은 일 + 숫자 성과</w:t>
+            </w:r>
+          </w:p>
         </w:tc>
       </w:tr>
       <w:tr>
@@ -964,7 +947,7 @@
           <w:color w:val="2C4927"/>
           <w:sz w:val="22"/>
         </w:rPr>
-        <w:t>학력 · 교육</w:t>
+        <w:t>안전 · 보건 자격</w:t>
       </w:r>
     </w:p>
     <w:tbl>
@@ -990,8 +973,9 @@
       </w:tblPr>
       <w:tblGrid>
         <w:gridCol w:w="2070"/>
-        <w:gridCol w:w="4140"/>
-        <w:gridCol w:w="4140"/>
+        <w:gridCol w:w="2760"/>
+        <w:gridCol w:w="2760"/>
+        <w:gridCol w:w="2760"/>
       </w:tblGrid>
       <w:tr>
         <w:trPr>
@@ -1015,13 +999,13 @@
                 <w:color w:val="2C4927"/>
                 <w:sz w:val="19"/>
               </w:rPr>
-              <w:t>기 간</w:t>
+              <w:t>취득일</w:t>
             </w:r>
           </w:p>
         </w:tc>
         <w:tc>
           <w:tcPr>
-            <w:tcW w:type="dxa" w:w="4140"/>
+            <w:tcW w:type="dxa" w:w="2760"/>
             <w:shd w:val="clear" w:color="auto" w:fill="F2F5F2"/>
             <w:vAlign w:val="center"/>
           </w:tcPr>
@@ -1036,13 +1020,13 @@
                 <w:color w:val="2C4927"/>
                 <w:sz w:val="19"/>
               </w:rPr>
-              <w:t>학교 / 기관</w:t>
+              <w:t>자격명</w:t>
             </w:r>
           </w:p>
         </w:tc>
         <w:tc>
           <w:tcPr>
-            <w:tcW w:type="dxa" w:w="4140"/>
+            <w:tcW w:type="dxa" w:w="2760"/>
             <w:shd w:val="clear" w:color="auto" w:fill="F2F5F2"/>
             <w:vAlign w:val="center"/>
           </w:tcPr>
@@ -1057,7 +1041,28 @@
                 <w:color w:val="2C4927"/>
                 <w:sz w:val="19"/>
               </w:rPr>
-              <w:t>내 용</w:t>
+              <w:t>발급 기관</w:t>
+            </w:r>
+          </w:p>
+        </w:tc>
+        <w:tc>
+          <w:tcPr>
+            <w:tcW w:type="dxa" w:w="2760"/>
+            <w:shd w:val="clear" w:color="auto" w:fill="F2F5F2"/>
+            <w:vAlign w:val="center"/>
+          </w:tcPr>
+          <w:p>
+            <w:pPr>
+              <w:spacing w:before="0" w:after="0"/>
+              <w:jc w:val="center"/>
+            </w:pPr>
+            <w:r>
+              <w:rPr>
+                <w:b/>
+                <w:color w:val="2C4927"/>
+                <w:sz w:val="19"/>
+              </w:rPr>
+              <w:t>번 호</w:t>
             </w:r>
           </w:p>
         </w:tc>
@@ -1072,18 +1077,61 @@
             <w:tcW w:type="dxa" w:w="2070"/>
             <w:vAlign w:val="center"/>
           </w:tcPr>
-          <w:p/>
+          <w:p>
+            <w:pPr>
+              <w:spacing w:before="0" w:after="0"/>
+              <w:jc w:val="left"/>
+            </w:pPr>
+            <w:r>
+              <w:rPr>
+                <w:color w:val="A9B0B8"/>
+                <w:sz w:val="16"/>
+              </w:rPr>
+              <w:t>예) 2023.05.</w:t>
+            </w:r>
+          </w:p>
         </w:tc>
         <w:tc>
           <w:tcPr>
-            <w:tcW w:type="dxa" w:w="4140"/>
+            <w:tcW w:type="dxa" w:w="2760"/>
             <w:vAlign w:val="center"/>
           </w:tcPr>
-          <w:p/>
+          <w:p>
+            <w:pPr>
+              <w:spacing w:before="0" w:after="0"/>
+              <w:jc w:val="left"/>
+            </w:pPr>
+            <w:r>
+              <w:rPr>
+                <w:color w:val="A9B0B8"/>
+                <w:sz w:val="16"/>
+              </w:rPr>
+              <w:t>○○ 자격증</w:t>
+            </w:r>
+          </w:p>
         </w:tc>
         <w:tc>
           <w:tcPr>
-            <w:tcW w:type="dxa" w:w="4140"/>
+            <w:tcW w:type="dxa" w:w="2760"/>
+            <w:vAlign w:val="center"/>
+          </w:tcPr>
+          <w:p>
+            <w:pPr>
+              <w:spacing w:before="0" w:after="0"/>
+              <w:jc w:val="left"/>
+            </w:pPr>
+            <w:r>
+              <w:rPr>
+                <w:color w:val="A9B0B8"/>
+                <w:sz w:val="16"/>
+              </w:rPr>
+              <w:t>○○공단</w:t>
+            </w:r>
+          </w:p>
+        </w:tc>
+        <w:tc>
+          <w:tcPr>
+            <w:tcW w:type="dxa" w:w="2760"/>
             <w:vAlign w:val="center"/>
           </w:tcPr>
           <w:p/>
@@ -1103,14 +1151,21 @@
         </w:tc>
         <w:tc>
           <w:tcPr>
-            <w:tcW w:type="dxa" w:w="4140"/>
+            <w:tcW w:type="dxa" w:w="2760"/>
             <w:vAlign w:val="center"/>
           </w:tcPr>
           <w:p/>
         </w:tc>
         <w:tc>
           <w:tcPr>
-            <w:tcW w:type="dxa" w:w="4140"/>
+            <w:tcW w:type="dxa" w:w="2760"/>
+            <w:vAlign w:val="center"/>
+          </w:tcPr>
+          <w:p/>
+        </w:tc>
+        <w:tc>
+          <w:tcPr>
+            <w:tcW w:type="dxa" w:w="2760"/>
             <w:vAlign w:val="center"/>
           </w:tcPr>
           <w:p/>
@@ -1130,14 +1185,55 @@
         </w:tc>
         <w:tc>
           <w:tcPr>
-            <w:tcW w:type="dxa" w:w="4140"/>
+            <w:tcW w:type="dxa" w:w="2760"/>
             <w:vAlign w:val="center"/>
           </w:tcPr>
           <w:p/>
         </w:tc>
         <w:tc>
           <w:tcPr>
-            <w:tcW w:type="dxa" w:w="4140"/>
+            <w:tcW w:type="dxa" w:w="2760"/>
+            <w:vAlign w:val="center"/>
+          </w:tcPr>
+          <w:p/>
+        </w:tc>
+        <w:tc>
+          <w:tcPr>
+            <w:tcW w:type="dxa" w:w="2760"/>
+            <w:vAlign w:val="center"/>
+          </w:tcPr>
+          <w:p/>
+        </w:tc>
+      </w:tr>
+      <w:tr>
+        <w:trPr>
+          <w:trHeight w:val="465" w:hRule="atLeast"/>
+          <w:cantSplit/>
+        </w:trPr>
+        <w:tc>
+          <w:tcPr>
+            <w:tcW w:type="dxa" w:w="2070"/>
+            <w:vAlign w:val="center"/>
+          </w:tcPr>
+          <w:p/>
+        </w:tc>
+        <w:tc>
+          <w:tcPr>
+            <w:tcW w:type="dxa" w:w="2760"/>
+            <w:vAlign w:val="center"/>
+          </w:tcPr>
+          <w:p/>
+        </w:tc>
+        <w:tc>
+          <w:tcPr>
+            <w:tcW w:type="dxa" w:w="2760"/>
+            <w:vAlign w:val="center"/>
+          </w:tcPr>
+          <w:p/>
+        </w:tc>
+        <w:tc>
+          <w:tcPr>
+            <w:tcW w:type="dxa" w:w="2760"/>
             <w:vAlign w:val="center"/>
           </w:tcPr>
           <w:p/>

--- a/public/fun/forms/이력서_산업안전관리_1_정석형.docx
+++ b/public/fun/forms/이력서_산업안전관리_1_정석형.docx
@@ -57,10 +57,10 @@
       </w:tblPr>
       <w:tblGrid>
         <w:gridCol w:w="1695"/>
-        <w:gridCol w:w="1200"/>
+        <w:gridCol w:w="1425"/>
         <w:gridCol w:w="3255"/>
-        <w:gridCol w:w="1200"/>
-        <w:gridCol w:w="3000"/>
+        <w:gridCol w:w="1425"/>
+        <w:gridCol w:w="2550"/>
       </w:tblGrid>
       <w:tr>
         <w:trPr>
@@ -91,7 +91,7 @@
         </w:tc>
         <w:tc>
           <w:tcPr>
-            <w:tcW w:type="dxa" w:w="1200"/>
+            <w:tcW w:type="dxa" w:w="1425"/>
             <w:shd w:val="clear" w:color="auto" w:fill="F2F5F2"/>
             <w:vAlign w:val="center"/>
           </w:tcPr>
@@ -119,7 +119,7 @@
         </w:tc>
         <w:tc>
           <w:tcPr>
-            <w:tcW w:type="dxa" w:w="1200"/>
+            <w:tcW w:type="dxa" w:w="1425"/>
             <w:shd w:val="clear" w:color="auto" w:fill="F2F5F2"/>
             <w:vAlign w:val="center"/>
           </w:tcPr>
@@ -140,7 +140,7 @@
         </w:tc>
         <w:tc>
           <w:tcPr>
-            <w:tcW w:type="dxa" w:w="3000"/>
+            <w:tcW w:type="dxa" w:w="2550"/>
             <w:vAlign w:val="center"/>
           </w:tcPr>
           <w:p/>
@@ -160,7 +160,7 @@
         </w:tc>
         <w:tc>
           <w:tcPr>
-            <w:tcW w:type="dxa" w:w="1200"/>
+            <w:tcW w:type="dxa" w:w="1425"/>
             <w:shd w:val="clear" w:color="auto" w:fill="F2F5F2"/>
             <w:vAlign w:val="center"/>
           </w:tcPr>
@@ -188,7 +188,7 @@
         </w:tc>
         <w:tc>
           <w:tcPr>
-            <w:tcW w:type="dxa" w:w="1200"/>
+            <w:tcW w:type="dxa" w:w="1425"/>
             <w:shd w:val="clear" w:color="auto" w:fill="F2F5F2"/>
             <w:vAlign w:val="center"/>
           </w:tcPr>
@@ -209,7 +209,7 @@
         </w:tc>
         <w:tc>
           <w:tcPr>
-            <w:tcW w:type="dxa" w:w="3000"/>
+            <w:tcW w:type="dxa" w:w="2550"/>
             <w:vAlign w:val="center"/>
           </w:tcPr>
           <w:p/>
@@ -229,7 +229,7 @@
         </w:tc>
         <w:tc>
           <w:tcPr>
-            <w:tcW w:type="dxa" w:w="1200"/>
+            <w:tcW w:type="dxa" w:w="1425"/>
             <w:shd w:val="clear" w:color="auto" w:fill="F2F5F2"/>
             <w:vAlign w:val="center"/>
           </w:tcPr>
@@ -257,7 +257,7 @@
         </w:tc>
         <w:tc>
           <w:tcPr>
-            <w:tcW w:type="dxa" w:w="1200"/>
+            <w:tcW w:type="dxa" w:w="1425"/>
             <w:shd w:val="clear" w:color="auto" w:fill="F2F5F2"/>
             <w:vAlign w:val="center"/>
           </w:tcPr>
@@ -278,7 +278,7 @@
         </w:tc>
         <w:tc>
           <w:tcPr>
-            <w:tcW w:type="dxa" w:w="3000"/>
+            <w:tcW w:type="dxa" w:w="2550"/>
             <w:vAlign w:val="center"/>
           </w:tcPr>
           <w:p/>
@@ -608,7 +608,9 @@
                 <w:color w:val="2C4927"/>
                 <w:sz w:val="19"/>
               </w:rPr>
-              <w:t>사업장 / 인원 규모</w:t>
+              <w:t>사업장 / 인원</w:t>
+              <w:br/>
+              <w:t>규모</w:t>
             </w:r>
           </w:p>
         </w:tc>

--- a/public/fun/forms/이력서_산업안전관리_1_정석형.docx
+++ b/public/fun/forms/이력서_산업안전관리_1_정석형.docx
@@ -420,7 +420,7 @@
                 <w:color w:val="A9B0B8"/>
                 <w:sz w:val="16"/>
               </w:rPr>
-              <w:t>예) 2022.03 ~ 2024.02</w:t>
+              <w:t>예) ○○○○.○○ ~ ○○○○.○○</w:t>
             </w:r>
           </w:p>
         </w:tc>
@@ -439,7 +439,7 @@
                 <w:color w:val="A9B0B8"/>
                 <w:sz w:val="16"/>
               </w:rPr>
-              <w:t>○○대학교 (졸업)</w:t>
+              <w:t>학교명 입력 (졸업)</w:t>
             </w:r>
           </w:p>
         </w:tc>
@@ -677,7 +677,7 @@
                 <w:color w:val="A9B0B8"/>
                 <w:sz w:val="16"/>
               </w:rPr>
-              <w:t>예) 2022.03 ~ 2024.02</w:t>
+              <w:t>예) ○○○○.○○ ~ ○○○○.○○</w:t>
             </w:r>
           </w:p>
         </w:tc>
@@ -1089,7 +1089,7 @@
                 <w:color w:val="A9B0B8"/>
                 <w:sz w:val="16"/>
               </w:rPr>
-              <w:t>예) 2023.05.</w:t>
+              <w:t>예) ○○○○.○○.</w:t>
             </w:r>
           </w:p>
         </w:tc>
@@ -1265,7 +1265,7 @@
         <w:rPr>
           <w:sz w:val="20"/>
         </w:rPr>
-        <w:t>20        년        월        일        작성자 :  ____________________  (서명)</w:t>
+        <w:t xml:space="preserve">          년        월        일        작성자 :  ____________________  (서명)</w:t>
       </w:r>
     </w:p>
     <w:p>
@@ -1531,7 +1531,7 @@
                 <w:color w:val="4F7A48"/>
                 <w:sz w:val="19"/>
               </w:rPr>
-              <w:t>2020~현재 · ○○제조 안전관리 · 위험성 평가 연 24회 · 아차사고 보고 +45%, 재해 0건</w:t>
+              <w:t>기간 입력 · ○○제조 안전관리 · 위험성 평가 연 24회 · 아차사고 보고 +45%, 재해 0건</w:t>
             </w:r>
           </w:p>
         </w:tc>
